--- a/docs/CoAlliance_Match_Key.docx
+++ b/docs/CoAlliance_Match_Key.docx
@@ -34,24 +34,18 @@
       <w:pPr>
         <w:pStyle w:val="TextBody"/>
         <w:bidi w:val="0"/>
-        <w:spacing w:before="150" w:after="150"/>
-        <w:ind w:left="150" w:right="150" w:hanging="0"/>
+        <w:spacing w:before="0" w:after="283"/>
         <w:jc w:val="left"/>
         <w:rPr/>
       </w:pPr>
       <w:r>
         <w:rPr>
           <w:rStyle w:val="StrongEmphasis"/>
-          <w:bdr w:val="single" w:sz="18" w:space="9" w:color="66BB66"/>
-          <w:shd w:fill="EEFFEE" w:val="clear"/>
         </w:rPr>
         <w:t>What's new in _v08142026:</w:t>
       </w:r>
       <w:r>
-        <w:rPr>
-          <w:bdr w:val="single" w:sz="18" w:space="9" w:color="66BB66"/>
-          <w:shd w:fill="EEFFEE" w:val="clear"/>
-        </w:rPr>
+        <w:rPr/>
         <w:t xml:space="preserve"> </w:t>
       </w:r>
     </w:p>
@@ -64,72 +58,52 @@
         </w:numPr>
         <w:tabs>
           <w:tab w:val="clear" w:pos="1134"/>
-          <w:tab w:val="left" w:pos="859" w:leader="none"/>
+          <w:tab w:val="left" w:pos="1009" w:leader="none"/>
         </w:tabs>
         <w:bidi w:val="0"/>
-        <w:spacing w:before="150" w:after="150"/>
-        <w:ind w:left="859" w:right="150" w:hanging="283"/>
+        <w:spacing w:before="0" w:after="0"/>
+        <w:ind w:left="1009" w:right="300" w:hanging="283"/>
         <w:jc w:val="left"/>
         <w:rPr/>
       </w:pPr>
       <w:r>
         <w:rPr>
           <w:rStyle w:val="StrongEmphasis"/>
-          <w:bdr w:val="single" w:sz="18" w:space="9" w:color="66BB66"/>
-          <w:shd w:fill="EEFFEE" w:val="clear"/>
         </w:rPr>
         <w:t>A Turkish capital İ no longer widens the key.</w:t>
       </w:r>
       <w:r>
-        <w:rPr>
-          <w:bdr w:val="single" w:sz="18" w:space="9" w:color="66BB66"/>
-          <w:shd w:fill="EEFFEE" w:val="clear"/>
-        </w:rPr>
+        <w:rPr/>
         <w:t xml:space="preserve"> The whole match key is converted to lowercase, and "İ" (U+0130) lowercases into </w:t>
       </w:r>
       <w:r>
         <w:rPr>
           <w:rStyle w:val="Emphasis"/>
-          <w:bdr w:val="single" w:sz="18" w:space="9" w:color="66BB66"/>
-          <w:shd w:fill="EEFFEE" w:val="clear"/>
         </w:rPr>
         <w:t>two</w:t>
       </w:r>
       <w:r>
-        <w:rPr>
-          <w:bdr w:val="single" w:sz="18" w:space="9" w:color="66BB66"/>
-          <w:shd w:fill="EEFFEE" w:val="clear"/>
-        </w:rPr>
+        <w:rPr/>
         <w:t xml:space="preserve"> characters — "i" plus a combining dot above. Each section used to be padded to its width </w:t>
       </w:r>
       <w:r>
         <w:rPr>
           <w:rStyle w:val="Emphasis"/>
-          <w:bdr w:val="single" w:sz="18" w:space="9" w:color="66BB66"/>
-          <w:shd w:fill="EEFFEE" w:val="clear"/>
         </w:rPr>
         <w:t>before</w:t>
       </w:r>
       <w:r>
-        <w:rPr>
-          <w:bdr w:val="single" w:sz="18" w:space="9" w:color="66BB66"/>
-          <w:shd w:fill="EEFFEE" w:val="clear"/>
-        </w:rPr>
+        <w:rPr/>
         <w:t xml:space="preserve"> that conversion, so an "İ" counted as one character while padding and took up two afterwards, pushing the key to 189, 190 or 191 characters. Sections are now converted to lowercase before they are padded, so widths are measured on the final characters. "İ" is the only character in Unicode whose lowercase form is longer than the original, so nothing else is affected. This reached the key through the </w:t>
       </w:r>
       <w:r>
         <w:rPr>
           <w:rStyle w:val="Emphasis"/>
-          <w:bdr w:val="single" w:sz="18" w:space="9" w:color="66BB66"/>
-          <w:shd w:fill="EEFFEE" w:val="clear"/>
         </w:rPr>
         <w:t>Publisher Name</w:t>
       </w:r>
       <w:r>
-        <w:rPr>
-          <w:bdr w:val="single" w:sz="18" w:space="9" w:color="66BB66"/>
-          <w:shd w:fill="EEFFEE" w:val="clear"/>
-        </w:rPr>
+        <w:rPr/>
         <w:t xml:space="preserve"> section and affected 10,575 of 39.4 million records, all Turkish or Ottoman. </w:t>
       </w:r>
     </w:p>
@@ -142,27 +116,22 @@
         </w:numPr>
         <w:tabs>
           <w:tab w:val="clear" w:pos="1134"/>
-          <w:tab w:val="left" w:pos="859" w:leader="none"/>
+          <w:tab w:val="left" w:pos="1009" w:leader="none"/>
         </w:tabs>
         <w:bidi w:val="0"/>
-        <w:spacing w:before="150" w:after="150"/>
-        <w:ind w:left="859" w:right="150" w:hanging="283"/>
+        <w:spacing w:before="0" w:after="0"/>
+        <w:ind w:left="1009" w:right="300" w:hanging="283"/>
         <w:jc w:val="left"/>
         <w:rPr/>
       </w:pPr>
       <w:r>
         <w:rPr>
           <w:rStyle w:val="StrongEmphasis"/>
-          <w:bdr w:val="single" w:sz="18" w:space="9" w:color="66BB66"/>
-          <w:shd w:fill="EEFFEE" w:val="clear"/>
         </w:rPr>
         <w:t>The publication year of a government document is validated before it is used.</w:t>
       </w:r>
       <w:r>
-        <w:rPr>
-          <w:bdr w:val="single" w:sz="18" w:space="9" w:color="66BB66"/>
-          <w:shd w:fill="EEFFEE" w:val="clear"/>
-        </w:rPr>
+        <w:rPr/>
         <w:t xml:space="preserve"> When an 086 $a was present, the year was taken from control field 008 characters 7–10 without any of the checks applied elsewhere. A malformed value there produced a 2- or 3-character year and shortened the whole key, and the placeholder "9999" (unknown year) was used as though it were a real year even when characters 11–14 held a valid one. That second case produced a normal-length key that quietly could not match — the same record without an 086 got the right year. Government documents still prefer characters 7–10, but only when that value is a real year. </w:t>
       </w:r>
     </w:p>
@@ -175,22 +144,16 @@
         </w:numPr>
         <w:tabs>
           <w:tab w:val="clear" w:pos="1134"/>
-          <w:tab w:val="left" w:pos="859" w:leader="none"/>
+          <w:tab w:val="left" w:pos="1009" w:leader="none"/>
         </w:tabs>
         <w:bidi w:val="0"/>
-        <w:spacing w:before="150" w:after="150"/>
-        <w:ind w:left="859" w:right="150" w:hanging="283"/>
-        <w:jc w:val="left"/>
-        <w:rPr>
-          <w:bdr w:val="single" w:sz="18" w:space="9" w:color="66BB66"/>
-          <w:shd w:fill="EEFFEE" w:val="clear"/>
-        </w:rPr>
-      </w:pPr>
-      <w:r>
-        <w:rPr>
-          <w:bdr w:val="single" w:sz="18" w:space="9" w:color="66BB66"/>
-          <w:shd w:fill="EEFFEE" w:val="clear"/>
-        </w:rPr>
+        <w:spacing w:before="0" w:after="0"/>
+        <w:ind w:left="1009" w:right="300" w:hanging="283"/>
+        <w:jc w:val="left"/>
+        <w:rPr/>
+      </w:pPr>
+      <w:r>
+        <w:rPr/>
         <w:t xml:space="preserve">Both were reported by Ed Summers (Stanford University Libraries / POD) from the same 39.4 million record corpus that produced the _v07312026 fixes. </w:t>
       </w:r>
     </w:p>
@@ -203,64 +166,45 @@
         </w:numPr>
         <w:tabs>
           <w:tab w:val="clear" w:pos="1134"/>
-          <w:tab w:val="left" w:pos="859" w:leader="none"/>
+          <w:tab w:val="left" w:pos="1009" w:leader="none"/>
         </w:tabs>
         <w:bidi w:val="0"/>
-        <w:spacing w:before="150" w:after="150"/>
-        <w:ind w:left="859" w:right="150" w:hanging="283"/>
-        <w:jc w:val="left"/>
-        <w:rPr/>
-      </w:pPr>
-      <w:r>
-        <w:rPr>
-          <w:bdr w:val="single" w:sz="18" w:space="9" w:color="66BB66"/>
-          <w:shd w:fill="EEFFEE" w:val="clear"/>
-        </w:rPr>
+        <w:ind w:left="1009" w:right="300" w:hanging="283"/>
+        <w:jc w:val="left"/>
+        <w:rPr/>
+      </w:pPr>
+      <w:r>
+        <w:rPr/>
         <w:t xml:space="preserve">A key ending in </w:t>
       </w:r>
       <w:r>
         <w:rPr>
           <w:rStyle w:val="SourceText"/>
-          <w:bdr w:val="single" w:sz="18" w:space="9" w:color="66BB66"/>
-          <w:shd w:fill="EEFFEE" w:val="clear"/>
         </w:rPr>
         <w:t>_v07312026</w:t>
       </w:r>
       <w:r>
-        <w:rPr>
-          <w:bdr w:val="single" w:sz="18" w:space="9" w:color="66BB66"/>
-          <w:shd w:fill="EEFFEE" w:val="clear"/>
-        </w:rPr>
+        <w:rPr/>
         <w:t xml:space="preserve"> is </w:t>
       </w:r>
       <w:r>
         <w:rPr>
           <w:rStyle w:val="StrongEmphasis"/>
-          <w:bdr w:val="single" w:sz="18" w:space="9" w:color="66BB66"/>
-          <w:shd w:fill="EEFFEE" w:val="clear"/>
         </w:rPr>
         <w:t>not</w:t>
       </w:r>
       <w:r>
-        <w:rPr>
-          <w:bdr w:val="single" w:sz="18" w:space="9" w:color="66BB66"/>
-          <w:shd w:fill="EEFFEE" w:val="clear"/>
-        </w:rPr>
+        <w:rPr/>
         <w:t xml:space="preserve"> comparable to one ending in </w:t>
       </w:r>
       <w:r>
         <w:rPr>
           <w:rStyle w:val="SourceText"/>
-          <w:bdr w:val="single" w:sz="18" w:space="9" w:color="66BB66"/>
-          <w:shd w:fill="EEFFEE" w:val="clear"/>
         </w:rPr>
         <w:t>_v08142026</w:t>
       </w:r>
       <w:r>
-        <w:rPr>
-          <w:bdr w:val="single" w:sz="18" w:space="9" w:color="66BB66"/>
-          <w:shd w:fill="EEFFEE" w:val="clear"/>
-        </w:rPr>
+        <w:rPr/>
         <w:t xml:space="preserve"> for government documents or for records whose publisher contains "İ". All other records produce the same key under both versions. Records must be reindexed to carry the new key. </w:t>
       </w:r>
     </w:p>
@@ -268,24 +212,17 @@
       <w:pPr>
         <w:pStyle w:val="TextBody"/>
         <w:bidi w:val="0"/>
-        <w:spacing w:before="150" w:after="150"/>
-        <w:ind w:left="150" w:right="150" w:hanging="0"/>
         <w:jc w:val="left"/>
         <w:rPr/>
       </w:pPr>
       <w:r>
         <w:rPr>
           <w:rStyle w:val="StrongEmphasis"/>
-          <w:bdr w:val="single" w:sz="18" w:space="9" w:color="66BB66"/>
-          <w:shd w:fill="EEFFEE" w:val="clear"/>
         </w:rPr>
         <w:t>Previous version changes (07-31-26):</w:t>
       </w:r>
       <w:r>
-        <w:rPr>
-          <w:bdr w:val="single" w:sz="18" w:space="9" w:color="66BB66"/>
-          <w:shd w:fill="EEFFEE" w:val="clear"/>
-        </w:rPr>
+        <w:rPr/>
         <w:t xml:space="preserve"> </w:t>
       </w:r>
     </w:p>
@@ -298,27 +235,22 @@
         </w:numPr>
         <w:tabs>
           <w:tab w:val="clear" w:pos="1134"/>
-          <w:tab w:val="left" w:pos="859" w:leader="none"/>
+          <w:tab w:val="left" w:pos="1009" w:leader="none"/>
         </w:tabs>
         <w:bidi w:val="0"/>
-        <w:spacing w:before="150" w:after="150"/>
-        <w:ind w:left="859" w:right="150" w:hanging="283"/>
+        <w:spacing w:before="0" w:after="0"/>
+        <w:ind w:left="1009" w:right="300" w:hanging="283"/>
         <w:jc w:val="left"/>
         <w:rPr/>
       </w:pPr>
       <w:r>
         <w:rPr>
           <w:rStyle w:val="StrongEmphasis"/>
-          <w:bdr w:val="single" w:sz="18" w:space="9" w:color="66BB66"/>
-          <w:shd w:fill="EEFFEE" w:val="clear"/>
         </w:rPr>
         <w:t>Every match key is now exactly 188 characters.</w:t>
       </w:r>
       <w:r>
-        <w:rPr>
-          <w:bdr w:val="single" w:sz="18" w:space="9" w:color="66BB66"/>
-          <w:shd w:fill="EEFFEE" w:val="clear"/>
-        </w:rPr>
+        <w:rPr/>
         <w:t xml:space="preserve"> Two sections could previously collapse to zero width instead of being padded, which produced short keys of 188, 183, 93 or 88 characters: </w:t>
       </w:r>
     </w:p>
@@ -331,27 +263,22 @@
         </w:numPr>
         <w:tabs>
           <w:tab w:val="clear" w:pos="1134"/>
-          <w:tab w:val="left" w:pos="1568" w:leader="none"/>
+          <w:tab w:val="left" w:pos="1718" w:leader="none"/>
         </w:tabs>
         <w:bidi w:val="0"/>
-        <w:spacing w:before="150" w:after="150"/>
-        <w:ind w:left="1568" w:right="150" w:hanging="283"/>
+        <w:spacing w:before="0" w:after="0"/>
+        <w:ind w:left="1718" w:right="300" w:hanging="283"/>
         <w:jc w:val="left"/>
         <w:rPr/>
       </w:pPr>
       <w:r>
         <w:rPr>
           <w:rStyle w:val="Emphasis"/>
-          <w:bdr w:val="single" w:sz="18" w:space="9" w:color="66BB66"/>
-          <w:shd w:fill="EEFFEE" w:val="clear"/>
         </w:rPr>
         <w:t>Title</w:t>
       </w:r>
       <w:r>
-        <w:rPr>
-          <w:bdr w:val="single" w:sz="18" w:space="9" w:color="66BB66"/>
-          <w:shd w:fill="EEFFEE" w:val="clear"/>
-        </w:rPr>
+        <w:rPr/>
         <w:t xml:space="preserve"> — a record with no 245 field at all (for example a MARC holdings record, Leader/06 = 'x') emitted nothing instead of 95 underscores. </w:t>
       </w:r>
     </w:p>
@@ -364,27 +291,22 @@
         </w:numPr>
         <w:tabs>
           <w:tab w:val="clear" w:pos="1134"/>
-          <w:tab w:val="left" w:pos="1568" w:leader="none"/>
+          <w:tab w:val="left" w:pos="1718" w:leader="none"/>
         </w:tabs>
         <w:bidi w:val="0"/>
-        <w:spacing w:before="150" w:after="150"/>
-        <w:ind w:left="1568" w:right="150" w:hanging="283"/>
+        <w:spacing w:before="0" w:after="0"/>
+        <w:ind w:left="1718" w:right="300" w:hanging="283"/>
         <w:jc w:val="left"/>
         <w:rPr/>
       </w:pPr>
       <w:r>
         <w:rPr>
           <w:rStyle w:val="Emphasis"/>
-          <w:bdr w:val="single" w:sz="18" w:space="9" w:color="66BB66"/>
-          <w:shd w:fill="EEFFEE" w:val="clear"/>
         </w:rPr>
         <w:t>Publisher Name</w:t>
       </w:r>
       <w:r>
-        <w:rPr>
-          <w:bdr w:val="single" w:sz="18" w:space="9" w:color="66BB66"/>
-          <w:shd w:fill="EEFFEE" w:val="clear"/>
-        </w:rPr>
+        <w:rPr/>
         <w:t xml:space="preserve"> — a record with no 264 $b and no 260 $b emitted nothing instead of 5 underscores. </w:t>
       </w:r>
     </w:p>
@@ -396,33 +318,25 @@
           <w:numId w:val="0"/>
         </w:numPr>
         <w:bidi w:val="0"/>
-        <w:spacing w:before="150" w:after="150"/>
-        <w:ind w:left="150" w:right="150" w:hanging="0"/>
-        <w:jc w:val="left"/>
-        <w:rPr/>
-      </w:pPr>
-      <w:r>
-        <w:rPr>
-          <w:bdr w:val="single" w:sz="18" w:space="9" w:color="66BB66"/>
-          <w:shd w:fill="EEFFEE" w:val="clear"/>
-        </w:rPr>
+        <w:spacing w:before="0" w:after="0"/>
+        <w:ind w:left="300" w:right="300" w:hanging="0"/>
+        <w:jc w:val="left"/>
+        <w:rPr/>
+      </w:pPr>
+      <w:r>
+        <w:rPr/>
         <w:t>Both cases now pad to their full section width, as this document has always specified. Reported by Ed Summers (Stanford University Libraries / POD), who found that 7% of 39 million records produced off-length keys (</w:t>
       </w:r>
       <w:hyperlink r:id="rId2">
         <w:r>
           <w:rPr>
             <w:rStyle w:val="InternetLink"/>
-            <w:bdr w:val="single" w:sz="18" w:space="9" w:color="66BB66"/>
-            <w:shd w:fill="EEFFEE" w:val="clear"/>
           </w:rPr>
           <w:t>issue #1</w:t>
         </w:r>
       </w:hyperlink>
       <w:r>
-        <w:rPr>
-          <w:bdr w:val="single" w:sz="18" w:space="9" w:color="66BB66"/>
-          <w:shd w:fill="EEFFEE" w:val="clear"/>
-        </w:rPr>
+        <w:rPr/>
         <w:t xml:space="preserve">). </w:t>
       </w:r>
     </w:p>
@@ -435,64 +349,45 @@
         </w:numPr>
         <w:tabs>
           <w:tab w:val="clear" w:pos="1134"/>
-          <w:tab w:val="left" w:pos="859" w:leader="none"/>
+          <w:tab w:val="left" w:pos="1009" w:leader="none"/>
         </w:tabs>
         <w:bidi w:val="0"/>
-        <w:spacing w:before="150" w:after="150"/>
-        <w:ind w:left="859" w:right="150" w:hanging="283"/>
-        <w:jc w:val="left"/>
-        <w:rPr/>
-      </w:pPr>
-      <w:r>
-        <w:rPr>
-          <w:bdr w:val="single" w:sz="18" w:space="9" w:color="66BB66"/>
-          <w:shd w:fill="EEFFEE" w:val="clear"/>
-        </w:rPr>
+        <w:ind w:left="1009" w:right="300" w:hanging="283"/>
+        <w:jc w:val="left"/>
+        <w:rPr/>
+      </w:pPr>
+      <w:r>
+        <w:rPr/>
         <w:t xml:space="preserve">A key ending in </w:t>
       </w:r>
       <w:r>
         <w:rPr>
           <w:rStyle w:val="SourceText"/>
-          <w:bdr w:val="single" w:sz="18" w:space="9" w:color="66BB66"/>
-          <w:shd w:fill="EEFFEE" w:val="clear"/>
         </w:rPr>
         <w:t>_v03182026</w:t>
       </w:r>
       <w:r>
-        <w:rPr>
-          <w:bdr w:val="single" w:sz="18" w:space="9" w:color="66BB66"/>
-          <w:shd w:fill="EEFFEE" w:val="clear"/>
-        </w:rPr>
+        <w:rPr/>
         <w:t xml:space="preserve"> is </w:t>
       </w:r>
       <w:r>
         <w:rPr>
           <w:rStyle w:val="StrongEmphasis"/>
-          <w:bdr w:val="single" w:sz="18" w:space="9" w:color="66BB66"/>
-          <w:shd w:fill="EEFFEE" w:val="clear"/>
         </w:rPr>
         <w:t>not</w:t>
       </w:r>
       <w:r>
-        <w:rPr>
-          <w:bdr w:val="single" w:sz="18" w:space="9" w:color="66BB66"/>
-          <w:shd w:fill="EEFFEE" w:val="clear"/>
-        </w:rPr>
+        <w:rPr/>
         <w:t xml:space="preserve"> comparable to one ending in </w:t>
       </w:r>
       <w:r>
         <w:rPr>
           <w:rStyle w:val="SourceText"/>
-          <w:bdr w:val="single" w:sz="18" w:space="9" w:color="66BB66"/>
-          <w:shd w:fill="EEFFEE" w:val="clear"/>
         </w:rPr>
         <w:t>_v07312026</w:t>
       </w:r>
       <w:r>
-        <w:rPr>
-          <w:bdr w:val="single" w:sz="18" w:space="9" w:color="66BB66"/>
-          <w:shd w:fill="EEFFEE" w:val="clear"/>
-        </w:rPr>
+        <w:rPr/>
         <w:t xml:space="preserve"> for records that lack a 245 or a publisher. Records must be reindexed to carry the new key. </w:t>
       </w:r>
     </w:p>
@@ -500,24 +395,17 @@
       <w:pPr>
         <w:pStyle w:val="TextBody"/>
         <w:bidi w:val="0"/>
-        <w:spacing w:before="150" w:after="150"/>
-        <w:ind w:left="150" w:right="150" w:hanging="0"/>
         <w:jc w:val="left"/>
         <w:rPr/>
       </w:pPr>
       <w:r>
         <w:rPr>
           <w:rStyle w:val="StrongEmphasis"/>
-          <w:bdr w:val="single" w:sz="18" w:space="9" w:color="66BB66"/>
-          <w:shd w:fill="EEFFEE" w:val="clear"/>
         </w:rPr>
         <w:t>Previous version changes (03-18-26):</w:t>
       </w:r>
       <w:r>
-        <w:rPr>
-          <w:bdr w:val="single" w:sz="18" w:space="9" w:color="66BB66"/>
-          <w:shd w:fill="EEFFEE" w:val="clear"/>
-        </w:rPr>
+        <w:rPr/>
         <w:t xml:space="preserve"> </w:t>
       </w:r>
     </w:p>
@@ -530,34 +418,25 @@
         </w:numPr>
         <w:tabs>
           <w:tab w:val="clear" w:pos="1134"/>
-          <w:tab w:val="left" w:pos="859" w:leader="none"/>
+          <w:tab w:val="left" w:pos="1009" w:leader="none"/>
         </w:tabs>
         <w:bidi w:val="0"/>
-        <w:spacing w:before="150" w:after="150"/>
-        <w:ind w:left="859" w:right="150" w:hanging="283"/>
-        <w:jc w:val="left"/>
-        <w:rPr/>
-      </w:pPr>
-      <w:r>
-        <w:rPr>
-          <w:bdr w:val="single" w:sz="18" w:space="9" w:color="66BB66"/>
-          <w:shd w:fill="EEFFEE" w:val="clear"/>
-        </w:rPr>
+        <w:ind w:left="1009" w:right="300" w:hanging="283"/>
+        <w:jc w:val="left"/>
+        <w:rPr/>
+      </w:pPr>
+      <w:r>
+        <w:rPr/>
         <w:t xml:space="preserve">A version string </w:t>
       </w:r>
       <w:r>
         <w:rPr>
           <w:rStyle w:val="SourceText"/>
-          <w:bdr w:val="single" w:sz="18" w:space="9" w:color="66BB66"/>
-          <w:shd w:fill="EEFFEE" w:val="clear"/>
         </w:rPr>
         <w:t>_v03182026</w:t>
       </w:r>
       <w:r>
-        <w:rPr>
-          <w:bdr w:val="single" w:sz="18" w:space="9" w:color="66BB66"/>
-          <w:shd w:fill="EEFFEE" w:val="clear"/>
-        </w:rPr>
+        <w:rPr/>
         <w:t xml:space="preserve"> is now appended to the matchkey just before the format character. This allows the system to distinguish which algorithm version produced a given matchkey in the Solr index. </w:t>
       </w:r>
     </w:p>
@@ -565,24 +444,17 @@
       <w:pPr>
         <w:pStyle w:val="TextBody"/>
         <w:bidi w:val="0"/>
-        <w:spacing w:before="150" w:after="150"/>
-        <w:ind w:left="150" w:right="150" w:hanging="0"/>
         <w:jc w:val="left"/>
         <w:rPr/>
       </w:pPr>
       <w:r>
         <w:rPr>
           <w:rStyle w:val="StrongEmphasis"/>
-          <w:bdr w:val="single" w:sz="18" w:space="9" w:color="66BB66"/>
-          <w:shd w:fill="EEFFEE" w:val="clear"/>
         </w:rPr>
         <w:t>Previous version changes (02-03-26):</w:t>
       </w:r>
       <w:r>
-        <w:rPr>
-          <w:bdr w:val="single" w:sz="18" w:space="9" w:color="66BB66"/>
-          <w:shd w:fill="EEFFEE" w:val="clear"/>
-        </w:rPr>
+        <w:rPr/>
         <w:t xml:space="preserve"> </w:t>
       </w:r>
     </w:p>
@@ -595,22 +467,16 @@
         </w:numPr>
         <w:tabs>
           <w:tab w:val="clear" w:pos="1134"/>
-          <w:tab w:val="left" w:pos="859" w:leader="none"/>
+          <w:tab w:val="left" w:pos="1009" w:leader="none"/>
         </w:tabs>
         <w:bidi w:val="0"/>
-        <w:spacing w:before="150" w:after="150"/>
-        <w:ind w:left="859" w:right="150" w:hanging="283"/>
-        <w:jc w:val="left"/>
-        <w:rPr>
-          <w:bdr w:val="single" w:sz="18" w:space="9" w:color="66BB66"/>
-          <w:shd w:fill="EEFFEE" w:val="clear"/>
-        </w:rPr>
-      </w:pPr>
-      <w:r>
-        <w:rPr>
-          <w:bdr w:val="single" w:sz="18" w:space="9" w:color="66BB66"/>
-          <w:shd w:fill="EEFFEE" w:val="clear"/>
-        </w:rPr>
+        <w:spacing w:before="0" w:after="0"/>
+        <w:ind w:left="1009" w:right="300" w:hanging="283"/>
+        <w:jc w:val="left"/>
+        <w:rPr/>
+      </w:pPr>
+      <w:r>
+        <w:rPr/>
         <w:t xml:space="preserve">Title field expanded from 70 to 95 characters. </w:t>
       </w:r>
     </w:p>
@@ -623,22 +489,15 @@
         </w:numPr>
         <w:tabs>
           <w:tab w:val="clear" w:pos="1134"/>
-          <w:tab w:val="left" w:pos="859" w:leader="none"/>
+          <w:tab w:val="left" w:pos="1009" w:leader="none"/>
         </w:tabs>
         <w:bidi w:val="0"/>
-        <w:spacing w:before="150" w:after="150"/>
-        <w:ind w:left="859" w:right="150" w:hanging="283"/>
-        <w:jc w:val="left"/>
-        <w:rPr>
-          <w:bdr w:val="single" w:sz="18" w:space="9" w:color="66BB66"/>
-          <w:shd w:fill="EEFFEE" w:val="clear"/>
-        </w:rPr>
-      </w:pPr>
-      <w:r>
-        <w:rPr>
-          <w:bdr w:val="single" w:sz="18" w:space="9" w:color="66BB66"/>
-          <w:shd w:fill="EEFFEE" w:val="clear"/>
-        </w:rPr>
+        <w:ind w:left="1009" w:right="300" w:hanging="283"/>
+        <w:jc w:val="left"/>
+        <w:rPr/>
+      </w:pPr>
+      <w:r>
+        <w:rPr/>
         <w:t xml:space="preserve">Government Document Number (086 $a) removed for HATHI compatibility. </w:t>
       </w:r>
     </w:p>
@@ -646,7 +505,6 @@
       <w:pPr>
         <w:pStyle w:val="TextBody"/>
         <w:bidi w:val="0"/>
-        <w:ind w:left="150" w:right="150" w:hanging="0"/>
         <w:jc w:val="left"/>
         <w:rPr/>
       </w:pPr>
@@ -1009,9 +867,9 @@
     </w:p>
     <w:p>
       <w:pPr>
-        <w:pStyle w:val="TextBodynew"/>
-        <w:shd w:fill="EEFFEE" w:val="clear"/>
-        <w:bidi w:val="0"/>
+        <w:pStyle w:val="TextBody"/>
+        <w:bidi w:val="0"/>
+        <w:spacing w:before="0" w:after="283"/>
         <w:jc w:val="left"/>
         <w:rPr/>
       </w:pPr>
@@ -2234,7 +2092,6 @@
           <w:tcPr>
             <w:tcW w:w="1111" w:type="dxa"/>
             <w:tcBorders/>
-            <w:shd w:fill="EEFFEE" w:val="clear"/>
             <w:vAlign w:val="center"/>
           </w:tcPr>
           <w:p>
@@ -2255,7 +2112,6 @@
           <w:tcPr>
             <w:tcW w:w="2076" w:type="dxa"/>
             <w:tcBorders/>
-            <w:shd w:fill="EEFFEE" w:val="clear"/>
             <w:vAlign w:val="center"/>
           </w:tcPr>
           <w:p>
@@ -2276,7 +2132,6 @@
           <w:tcPr>
             <w:tcW w:w="1645" w:type="dxa"/>
             <w:tcBorders/>
-            <w:shd w:fill="EEFFEE" w:val="clear"/>
             <w:vAlign w:val="center"/>
           </w:tcPr>
           <w:p>
@@ -2297,7 +2152,6 @@
           <w:tcPr>
             <w:tcW w:w="7711" w:type="dxa"/>
             <w:tcBorders/>
-            <w:shd w:fill="EEFFEE" w:val="clear"/>
             <w:vAlign w:val="center"/>
           </w:tcPr>
           <w:p>
@@ -4289,7 +4143,6 @@
           <w:tcPr>
             <w:tcW w:w="1771" w:type="dxa"/>
             <w:tcBorders/>
-            <w:shd w:fill="EEFFEE" w:val="clear"/>
             <w:vAlign w:val="center"/>
           </w:tcPr>
           <w:p>
@@ -4310,7 +4163,6 @@
           <w:tcPr>
             <w:tcW w:w="1096" w:type="dxa"/>
             <w:tcBorders/>
-            <w:shd w:fill="EEFFEE" w:val="clear"/>
             <w:vAlign w:val="center"/>
           </w:tcPr>
           <w:p>
@@ -4331,7 +4183,6 @@
           <w:tcPr>
             <w:tcW w:w="9451" w:type="dxa"/>
             <w:tcBorders/>
-            <w:shd w:fill="EEFFEE" w:val="clear"/>
             <w:vAlign w:val="center"/>
           </w:tcPr>
           <w:p>
@@ -5641,15 +5492,6 @@
       <w:color w:val="999999"/>
     </w:rPr>
   </w:style>
-  <w:style w:type="paragraph" w:styleId="TextBodynew">
-    <w:name w:val="Text Body.new"/>
-    <w:basedOn w:val="TextBody"/>
-    <w:qFormat/>
-    <w:pPr>
-      <w:shd w:fill="EEFFEE" w:val="clear"/>
-    </w:pPr>
-    <w:rPr/>
-  </w:style>
   <w:style w:type="paragraph" w:styleId="TableHeading">
     <w:name w:val="Table Heading"/>
     <w:basedOn w:val="TableContents"/>
